--- a/03_Outputs/final scripts/fr/Module 2/2.3.0-fr.docx
+++ b/03_Outputs/final scripts/fr/Module 2/2.3.0-fr.docx
@@ -14,12 +14,12 @@
     </w:p>
     <w:p>
       <w:r>
-        <w:t xml:space="preserve">Nous examinerons comment une approche intersectionnelle—en tenant compte du genre, de l'ethnie, du statut socioéconomique et de la géographie—peut transformer les politiques énergétiques pour qu'elles soient plus inclusives. Par exemple, l'utilisation de données disaggregées et l'engagement ciblé des communautés peuvent considérablement améliorer l'accès pour les groupes marginalisés.  </w:t>
+        <w:t xml:space="preserve">Nous examinerons comment une approche intersectionnelle—en tenant compte du genre, de l'ethnie, du statut socioéconomique et de la géographie—peut transformer les politiques énergétiques pour qu'elles soient plus inclusives. Par exemple, l'application de données disaggregées et l'engagement ciblé des communautés peuvent considérablement améliorer l'accès pour les groupes marginalisés.  </w:t>
       </w:r>
     </w:p>
     <w:p>
       <w:r>
-        <w:t xml:space="preserve">Nous nous concentrerons également sur des solutions technologiques, telles que les mini-réseaux solaires. Les mini-réseaux solaires pourraient fournir une électricité de haute qualité et ininterrompue à près d'un demi-milliard de personnes dans des communautés non connectées ou mal desservies d'ici 2030.  </w:t>
+        <w:t xml:space="preserve">Nous nous concentrerons également sur des solutions technologiques, telles que les mini-réseaux solaires. Les mini-réseaux solaires pourraient fournir une électricité de haute qualité et ininterrompue à près d'un demi-milliard de personnes dans des communautés non connectées ou sous-desservies d'ici 2030.  </w:t>
       </w:r>
     </w:p>
     <w:p>
@@ -29,12 +29,12 @@
     </w:p>
     <w:p>
       <w:r>
-        <w:t xml:space="preserve">Des cadres politiques efficaces—par le biais de réformes réglementaires, de subventions ciblées et d'incitations fiscales—sont également essentiels. Par exemple, des pays comme le Brésil ont réussi à étendre l'accès grâce à des filets de sécurité énergétique et à d'autres politiques sociales.  </w:t>
+        <w:t xml:space="preserve">Des cadres politiques efficaces—par le biais de réformes réglementaires, de subventions ciblées et d'incitations fiscales—sont également essentiels. Par exemple, des pays comme le Brésil ont réussi à étendre l'accès via des filets de sécurité énergétique et d'autres politiques sociales.  </w:t>
       </w:r>
     </w:p>
     <w:p>
       <w:r>
-        <w:t xml:space="preserve">Enfin, nous explorerons comment les outils numériques et l'intelligence artificielle révolutionnent la planification, la gestion et l'optimisation des systèmes énergétiques. Les plateformes de données géospatiales permettent de cibler précisément les zones mal desservies, tandis que la gestion assistée par l'IA améliore la résilience et l'efficacité du système.  </w:t>
+        <w:t xml:space="preserve">Enfin, nous explorerons comment les outils numériques et l'intelligence artificielle révolutionnent la planification, la gestion et l'optimisation des systèmes énergétiques. Les plateformes de données géospatiales permettent un ciblage précis des zones sous-desservies, tandis que la gestion alimentée par l'IA améliore la résilience et l'efficacité des systèmes.  </w:t>
       </w:r>
     </w:p>
     <w:p>
